--- a/output/variants/Resume_Frontend_Engineer_ID.docx
+++ b/output/variants/Resume_Frontend_Engineer_ID.docx
@@ -94,7 +94,7 @@
       <w:tr>
         <w:tc>
           <w:tcPr>
-            <w:tcW w:type="dxa" w:w="8064"/>
+            <w:tcW w:type="dxa" w:w="7632"/>
             <w:tcMar>
               <w:top w:w="0" w:type="dxa"/>
               <w:bottom w:w="0" w:type="dxa"/>
@@ -113,13 +113,13 @@
                 <w:color w:val="0F172A"/>
                 <w:sz w:val="20"/>
               </w:rPr>
-              <w:t>Freelance Software Engineer | PT Lapantiga Solusi Algoritma</w:t>
+              <w:t>Freelance Software Engineer | PT Lapantiga Solusi Algoritma (Surabaya, Indonesia)</w:t>
             </w:r>
           </w:p>
         </w:tc>
         <w:tc>
           <w:tcPr>
-            <w:tcW w:type="dxa" w:w="2736"/>
+            <w:tcW w:type="dxa" w:w="3168"/>
             <w:tcMar>
               <w:top w:w="0" w:type="dxa"/>
               <w:bottom w:w="0" w:type="dxa"/>
@@ -139,7 +139,7 @@
                 <w:color w:val="475569"/>
                 <w:sz w:val="19"/>
               </w:rPr>
-              <w:t>Surabaya, Indonesia  •  Jan 2019 – Sekarang</w:t>
+              <w:t>Jan 2019 – Sekarang</w:t>
             </w:r>
           </w:p>
         </w:tc>
@@ -234,7 +234,7 @@
       <w:tr>
         <w:tc>
           <w:tcPr>
-            <w:tcW w:type="dxa" w:w="8064"/>
+            <w:tcW w:type="dxa" w:w="7632"/>
             <w:tcMar>
               <w:top w:w="0" w:type="dxa"/>
               <w:bottom w:w="0" w:type="dxa"/>
@@ -253,13 +253,13 @@
                 <w:color w:val="0F172A"/>
                 <w:sz w:val="20"/>
               </w:rPr>
-              <w:t>Full Stack Developer (Web3 &amp; AI) | Kipley Pte. Ltd.</w:t>
+              <w:t>Full Stack Developer (Web3 &amp; AI) | Kipley Pte. Ltd. (Singapura (Remote))</w:t>
             </w:r>
           </w:p>
         </w:tc>
         <w:tc>
           <w:tcPr>
-            <w:tcW w:type="dxa" w:w="2736"/>
+            <w:tcW w:type="dxa" w:w="3168"/>
             <w:tcMar>
               <w:top w:w="0" w:type="dxa"/>
               <w:bottom w:w="0" w:type="dxa"/>
@@ -279,7 +279,7 @@
                 <w:color w:val="475569"/>
                 <w:sz w:val="19"/>
               </w:rPr>
-              <w:t>Singapura (Remote)  •  Nov 2024 – Jul 2025</w:t>
+              <w:t>Nov 2024 – Jul 2025</w:t>
             </w:r>
           </w:p>
         </w:tc>
@@ -359,7 +359,7 @@
       <w:tr>
         <w:tc>
           <w:tcPr>
-            <w:tcW w:type="dxa" w:w="8064"/>
+            <w:tcW w:type="dxa" w:w="7632"/>
             <w:tcMar>
               <w:top w:w="0" w:type="dxa"/>
               <w:bottom w:w="0" w:type="dxa"/>
@@ -378,13 +378,13 @@
                 <w:color w:val="0F172A"/>
                 <w:sz w:val="20"/>
               </w:rPr>
-              <w:t>Software Developer | PT Qira Teknologi Indonesia</w:t>
+              <w:t>Software Developer | PT Qira Teknologi Indonesia (Surabaya, Indonesia)</w:t>
             </w:r>
           </w:p>
         </w:tc>
         <w:tc>
           <w:tcPr>
-            <w:tcW w:type="dxa" w:w="2736"/>
+            <w:tcW w:type="dxa" w:w="3168"/>
             <w:tcMar>
               <w:top w:w="0" w:type="dxa"/>
               <w:bottom w:w="0" w:type="dxa"/>
@@ -404,7 +404,7 @@
                 <w:color w:val="475569"/>
                 <w:sz w:val="19"/>
               </w:rPr>
-              <w:t>Surabaya, Indonesia  •  Nov 2020 – Jan 2024</w:t>
+              <w:t>Nov 2020 – Jan 2024</w:t>
             </w:r>
           </w:p>
         </w:tc>
@@ -484,7 +484,7 @@
       <w:tr>
         <w:tc>
           <w:tcPr>
-            <w:tcW w:type="dxa" w:w="8064"/>
+            <w:tcW w:type="dxa" w:w="7632"/>
             <w:tcMar>
               <w:top w:w="0" w:type="dxa"/>
               <w:bottom w:w="0" w:type="dxa"/>
@@ -503,13 +503,13 @@
                 <w:color w:val="0F172A"/>
                 <w:sz w:val="20"/>
               </w:rPr>
-              <w:t>Android Developer | PT Aku Pintar Indonesia</w:t>
+              <w:t>Android Developer | PT Aku Pintar Indonesia (Surabaya, Indonesia)</w:t>
             </w:r>
           </w:p>
         </w:tc>
         <w:tc>
           <w:tcPr>
-            <w:tcW w:type="dxa" w:w="2736"/>
+            <w:tcW w:type="dxa" w:w="3168"/>
             <w:tcMar>
               <w:top w:w="0" w:type="dxa"/>
               <w:bottom w:w="0" w:type="dxa"/>
@@ -529,7 +529,7 @@
                 <w:color w:val="475569"/>
                 <w:sz w:val="19"/>
               </w:rPr>
-              <w:t>Surabaya, Indonesia  •  Feb 2021 – Mei 2024</w:t>
+              <w:t>Feb 2021 – Mei 2024</w:t>
             </w:r>
           </w:p>
         </w:tc>
@@ -755,7 +755,7 @@
       <w:tr>
         <w:tc>
           <w:tcPr>
-            <w:tcW w:type="dxa" w:w="8064"/>
+            <w:tcW w:type="dxa" w:w="7632"/>
             <w:tcMar>
               <w:top w:w="0" w:type="dxa"/>
               <w:bottom w:w="0" w:type="dxa"/>
@@ -780,7 +780,7 @@
         </w:tc>
         <w:tc>
           <w:tcPr>
-            <w:tcW w:type="dxa" w:w="2736"/>
+            <w:tcW w:type="dxa" w:w="3168"/>
             <w:tcMar>
               <w:top w:w="0" w:type="dxa"/>
               <w:bottom w:w="0" w:type="dxa"/>
@@ -851,7 +851,7 @@
       <w:tr>
         <w:tc>
           <w:tcPr>
-            <w:tcW w:type="dxa" w:w="8064"/>
+            <w:tcW w:type="dxa" w:w="7632"/>
             <w:tcMar>
               <w:top w:w="0" w:type="dxa"/>
               <w:bottom w:w="0" w:type="dxa"/>
@@ -876,7 +876,7 @@
         </w:tc>
         <w:tc>
           <w:tcPr>
-            <w:tcW w:type="dxa" w:w="2736"/>
+            <w:tcW w:type="dxa" w:w="3168"/>
             <w:tcMar>
               <w:top w:w="0" w:type="dxa"/>
               <w:bottom w:w="0" w:type="dxa"/>
@@ -930,7 +930,7 @@
       <w:tr>
         <w:tc>
           <w:tcPr>
-            <w:tcW w:type="dxa" w:w="8064"/>
+            <w:tcW w:type="dxa" w:w="7632"/>
             <w:tcMar>
               <w:top w:w="0" w:type="dxa"/>
               <w:bottom w:w="0" w:type="dxa"/>
@@ -955,7 +955,7 @@
         </w:tc>
         <w:tc>
           <w:tcPr>
-            <w:tcW w:type="dxa" w:w="2736"/>
+            <w:tcW w:type="dxa" w:w="3168"/>
             <w:tcMar>
               <w:top w:w="0" w:type="dxa"/>
               <w:bottom w:w="0" w:type="dxa"/>
@@ -1009,7 +1009,7 @@
       <w:tr>
         <w:tc>
           <w:tcPr>
-            <w:tcW w:type="dxa" w:w="8064"/>
+            <w:tcW w:type="dxa" w:w="7632"/>
             <w:tcMar>
               <w:top w:w="0" w:type="dxa"/>
               <w:bottom w:w="0" w:type="dxa"/>
@@ -1034,7 +1034,7 @@
         </w:tc>
         <w:tc>
           <w:tcPr>
-            <w:tcW w:type="dxa" w:w="2736"/>
+            <w:tcW w:type="dxa" w:w="3168"/>
             <w:tcMar>
               <w:top w:w="0" w:type="dxa"/>
               <w:bottom w:w="0" w:type="dxa"/>

--- a/output/variants/Resume_Frontend_Engineer_ID.docx
+++ b/output/variants/Resume_Frontend_Engineer_ID.docx
@@ -59,7 +59,7 @@
           <w:color w:val="1E293B"/>
           <w:sz w:val="19"/>
         </w:rPr>
-        <w:t>Senior Frontend Engineer dengan pengalaman lebih dari 6 tahun dalam membangun aplikasi web real-time berkinerja tinggi. Spesialis dalam ekosistem modern TypeScript, React 19, React Router v7, Tailwind CSS v4, shadcn/ui, dan TanStack Query/Table. Berpengalaman memimpin arsitektur antarmuka Dashboard Monitoring NTMC Polri (menangani WebSocket real-time via Pusher, tabel data server-side berskala besar, serta validasi skema ketat Zod) dan mengintegrasikan antarmuka Web3 dengan smart contracts.</w:t>
+        <w:t>Senior Frontend Engineer dengan 6+ tahun pengalaman membangun aplikasi web real-time berkinerja tinggi. Berpengalaman memimpin arsitektur antarmuka Command Center NTMC Polri menggunakan React 19, React Router v7, Tailwind CSS v4, dan Pusher WebSockets (&lt; 500ms latensi). Spesialis dalam ekosistem TypeScript, TanStack Query/Table, Next.js 15, dan integrasi Web3 dengan penekanan pada performa optimal dan reliabilitas antarmuka.</w:t>
       </w:r>
     </w:p>
     <w:p>
